--- a/cv/Syafik_Barda_Portfolio.docx
+++ b/cv/Syafik_Barda_Portfolio.docx
@@ -66,7 +66,7 @@
           <w:color w:val="666666"/>
           <w:sz w:val="18"/>
         </w:rPr>
-        <w:t>portofolio-web-five-hazel.vercel.app  ·  github.com/syafikbarda60</w:t>
+        <w:t>portofolio-web-five-hazel.vercel.app  ·  github.com/syafikbarda60  ·  linkedin.com/in/syafik-barda-7077573ab</w:t>
       </w:r>
     </w:p>
     <w:p>
